--- a/제출_준비/최종/기술설명서_철철철.docx
+++ b/제출_준비/최종/기술설명서_철철철.docx
@@ -820,7 +820,7 @@
                 <w:b w:val="0"/>
                 <w:sz w:val="19"/>
               </w:rPr>
-              <w:t>행정안전부「지역축제장 안전관리 매뉴얼(2024)」·「다중운집인파사고 안전관리 가이드라인」(2024), 「민원 처리에 관한 법률 시행령」 제19조(규칙 근거). 개발 보조 Claude Code. 상세는 출처신고서</w:t>
+              <w:t>행정안전부「지역축제장 안전관리 매뉴얼(2024)」·「다중운집인파사고 안전관리 가이드라인」(2024), 「민원 처리에 관한 법률 시행령」 제19조(규칙 근거). Claude Code(코드·문서 작성 보조). 상세는 출처신고서</w:t>
             </w:r>
           </w:p>
         </w:tc>
